--- a/specifications/Architecture_Standard_v1.00.docx
+++ b/specifications/Architecture_Standard_v1.00.docx
@@ -22214,7 +22214,7 @@
           <w:rFonts w:eastAsia="Times New Roman"/>
           <w:bCs w:val="0"/>
         </w:rPr>
-        <w:t>ResearchOS Integration Module</w:t>
+        <w:t>MethodMesh Integration Module</w:t>
       </w:r>
     </w:p>
     <w:p>
